--- a/docs/documents-word/GUIDE_TEST_FONCTIONNEL.docx
+++ b/docs/documents-word/GUIDE_TEST_FONCTIONNEL.docx
@@ -1703,7 +1703,7 @@
         <w:br/>
         <w:t xml:space="preserve">  -H "Content-Type: application/json" \</w:t>
         <w:br/>
-        <w:t xml:space="preserve">  -d '{"paymentId":"PAYMENT_ID","statut":"EFFECTUE","numeroRecu":"REC-TEST","montant":25000}'</w:t>
+        <w:t xml:space="preserve">  -d '{"paymentId":"PAYMENT_ID","statut":"EFFECTUE","numeroRecu":"REC-TEST","montant":10000}'</w:t>
       </w:r>
     </w:p>
     <w:p>
